--- a/link.docx
+++ b/link.docx
@@ -4,7 +4,73 @@
   <w:body>
     <w:p>
       <w:r>
-        <w:t>https://seconaryinstance.onrender.com</w:t>
+        <w:fldChar w:fldCharType="begin"/>
+      </w:r>
+      <w:r>
+        <w:instrText>HYPERLINK "</w:instrText>
+      </w:r>
+      <w:r>
+        <w:instrText>https://zoo-9qur.onrender.com</w:instrText>
+      </w:r>
+      <w:r>
+        <w:instrText>"</w:instrText>
+      </w:r>
+      <w:r>
+        <w:fldChar w:fldCharType="separate"/>
+      </w:r>
+      <w:r>
+        <w:rPr>
+          <w:rStyle w:val="Hyperlink"/>
+        </w:rPr>
+        <w:t>https://zoo-9qur.onrender.com</w:t>
+      </w:r>
+      <w:r>
+        <w:fldChar w:fldCharType="end"/>
+      </w:r>
+    </w:p>
+    <w:p/>
+    <w:p>
+      <w:r>
+        <w:t xml:space="preserve">I implemented a rest </w:t>
+      </w:r>
+      <w:proofErr w:type="spellStart"/>
+      <w:r>
+        <w:t>api</w:t>
+      </w:r>
+      <w:proofErr w:type="spellEnd"/>
+      <w:r>
+        <w:t xml:space="preserve"> by making the animal info cards all used info from the NodeJS backend required by step 1.</w:t>
+      </w:r>
+      <w:r>
+        <w:br/>
+      </w:r>
+      <w:r>
+        <w:br/>
+        <w:t xml:space="preserve">I also just had to host the </w:t>
+      </w:r>
+      <w:proofErr w:type="spellStart"/>
+      <w:r>
+        <w:t>api</w:t>
+      </w:r>
+      <w:proofErr w:type="spellEnd"/>
+      <w:r>
+        <w:t>/server.js file (which is in the zipped folder for grading, just change the bas</w:t>
+      </w:r>
+      <w:proofErr w:type="spellStart"/>
+      <w:r>
+        <w:t>eURL</w:t>
+      </w:r>
+      <w:proofErr w:type="spellEnd"/>
+      <w:r>
+        <w:t xml:space="preserve"> in modules/</w:t>
+      </w:r>
+      <w:proofErr w:type="spellStart"/>
+      <w:r>
+        <w:t>api</w:t>
+      </w:r>
+      <w:proofErr w:type="spellEnd"/>
+      <w:r>
+        <w:t>) on the same render, though unfortunately for it to be free the server shuts down on inactivity, and starts when needed, which can affect how long the FETCH takes.</w:t>
       </w:r>
     </w:p>
     <w:sectPr>
@@ -934,6 +1000,29 @@
       <w:spacing w:val="5"/>
     </w:rPr>
   </w:style>
+  <w:style w:type="character" w:styleId="Hyperlink">
+    <w:name w:val="Hyperlink"/>
+    <w:basedOn w:val="DefaultParagraphFont"/>
+    <w:uiPriority w:val="99"/>
+    <w:unhideWhenUsed/>
+    <w:rsid w:val="002F69EE"/>
+    <w:rPr>
+      <w:color w:val="467886" w:themeColor="hyperlink"/>
+      <w:u w:val="single"/>
+    </w:rPr>
+  </w:style>
+  <w:style w:type="character" w:styleId="UnresolvedMention">
+    <w:name w:val="Unresolved Mention"/>
+    <w:basedOn w:val="DefaultParagraphFont"/>
+    <w:uiPriority w:val="99"/>
+    <w:semiHidden/>
+    <w:unhideWhenUsed/>
+    <w:rsid w:val="002F69EE"/>
+    <w:rPr>
+      <w:color w:val="605E5C"/>
+      <w:shd w:val="clear" w:color="auto" w:fill="E1DFDD"/>
+    </w:rPr>
+  </w:style>
 </w:styles>
 </file>
 
